--- a/PythonIPM/sorties/docx/note_dimension_emploi.docx
+++ b/PythonIPM/sorties/docx/note_dimension_emploi.docx
@@ -161,19 +161,63 @@
         <w:rPr>
           <w:lang w:val="fr-FR"/>
         </w:rPr>
-        <w:t xml:space="preserve">main-d’œuvre (SU1 à SU4) et le NEET. Elle chiffre chacune sur l’EHCVM et conclut sur les</w:t>
-      </w:r>
-      <w:r>
-        <w:rPr>
-          <w:lang w:val="fr-FR"/>
-        </w:rPr>
-        <w:t xml:space="preserve"> </w:t>
-      </w:r>
-      <w:r>
-        <w:rPr>
-          <w:lang w:val="fr-FR"/>
-        </w:rPr>
-        <w:t xml:space="preserve">arbitrages ouverts.</w:t>
+        <w:t xml:space="preserve">main-d’œuvre (SU1 à SU4) et le NEET. Elle chiffre chacune sur l’EHCVM, mesure l’effet</w:t>
+      </w:r>
+      <w:r>
+        <w:rPr>
+          <w:lang w:val="fr-FR"/>
+        </w:rPr>
+        <w:t xml:space="preserve"> </w:t>
+      </w:r>
+      <w:r>
+        <w:rPr>
+          <w:lang w:val="fr-FR"/>
+        </w:rPr>
+        <w:t xml:space="preserve">de deux montages alternatifs désormais implémentés dans le pipeline (options</w:t>
+      </w:r>
+      <w:r>
+        <w:rPr>
+          <w:lang w:val="fr-FR"/>
+        </w:rPr>
+        <w:t xml:space="preserve"> </w:t>
+      </w:r>
+      <w:r>
+        <w:rPr>
+          <w:rStyle w:val="VerbatimChar"/>
+          <w:lang w:val="fr-FR"/>
+        </w:rPr>
+        <w:t xml:space="preserve">--su1_su3</w:t>
+      </w:r>
+      <w:r>
+        <w:rPr>
+          <w:lang w:val="fr-FR"/>
+        </w:rPr>
+        <w:t xml:space="preserve"> </w:t>
+      </w:r>
+      <w:r>
+        <w:rPr>
+          <w:lang w:val="fr-FR"/>
+        </w:rPr>
+        <w:t xml:space="preserve">et</w:t>
+      </w:r>
+      <w:r>
+        <w:rPr>
+          <w:lang w:val="fr-FR"/>
+        </w:rPr>
+        <w:t xml:space="preserve"> </w:t>
+      </w:r>
+      <w:r>
+        <w:rPr>
+          <w:rStyle w:val="VerbatimChar"/>
+          <w:lang w:val="fr-FR"/>
+        </w:rPr>
+        <w:t xml:space="preserve">--su3</w:t>
+      </w:r>
+      <w:r>
+        <w:rPr>
+          <w:lang w:val="fr-FR"/>
+        </w:rPr>
+        <w:t xml:space="preserve">), et conclut sur les arbitrages ouverts.</w:t>
       </w:r>
     </w:p>
     <w:sdt>
@@ -4478,7 +4522,1618 @@
     </w:p>
     <w:bookmarkEnd w:id="22"/>
     <w:bookmarkEnd w:id="23"/>
-    <w:bookmarkStart w:id="24" w:name="les-arbitrages-ouverts"/>
+    <w:bookmarkStart w:id="25" w:name="su3-mis-en-œuvre-leffet-mesuré"/>
+    <w:p>
+      <w:pPr>
+        <w:pStyle w:val="Heading1"/>
+      </w:pPr>
+      <w:r>
+        <w:rPr>
+          <w:lang w:val="fr-FR"/>
+        </w:rPr>
+        <w:t xml:space="preserve">SU3 mis en œuvre : l’effet mesuré</w:t>
+      </w:r>
+    </w:p>
+    <w:p>
+      <w:pPr>
+        <w:pStyle w:val="FirstParagraph"/>
+      </w:pPr>
+      <w:r>
+        <w:rPr>
+          <w:lang w:val="fr-FR"/>
+        </w:rPr>
+        <w:t xml:space="preserve">Les deux montages ont été calculés et sont disponibles dans le pipeline, par les options</w:t>
+      </w:r>
+      <w:r>
+        <w:rPr>
+          <w:lang w:val="fr-FR"/>
+        </w:rPr>
+        <w:t xml:space="preserve"> </w:t>
+      </w:r>
+      <w:r>
+        <w:rPr>
+          <w:rStyle w:val="VerbatimChar"/>
+          <w:lang w:val="fr-FR"/>
+        </w:rPr>
+        <w:t xml:space="preserve">--su1_su3</w:t>
+      </w:r>
+      <w:r>
+        <w:rPr>
+          <w:lang w:val="fr-FR"/>
+        </w:rPr>
+        <w:t xml:space="preserve"> </w:t>
+      </w:r>
+      <w:r>
+        <w:rPr>
+          <w:lang w:val="fr-FR"/>
+        </w:rPr>
+        <w:t xml:space="preserve">(SU3</w:t>
+      </w:r>
+      <w:r>
+        <w:rPr>
+          <w:lang w:val="fr-FR"/>
+        </w:rPr>
+        <w:t xml:space="preserve"> </w:t>
+      </w:r>
+      <w:r>
+        <w:rPr>
+          <w:i/>
+          <w:iCs/>
+          <w:lang w:val="fr-FR"/>
+        </w:rPr>
+        <w:t xml:space="preserve">en plus</w:t>
+      </w:r>
+      <w:r>
+        <w:rPr>
+          <w:lang w:val="fr-FR"/>
+        </w:rPr>
+        <w:t xml:space="preserve"> </w:t>
+      </w:r>
+      <w:r>
+        <w:rPr>
+          <w:lang w:val="fr-FR"/>
+        </w:rPr>
+        <w:t xml:space="preserve">du chômage BIT, l’Emploi passant à trois indicateurs de</w:t>
+      </w:r>
+      <w:r>
+        <w:rPr>
+          <w:lang w:val="fr-FR"/>
+        </w:rPr>
+        <w:t xml:space="preserve"> </w:t>
+      </w:r>
+      <w:r>
+        <w:rPr>
+          <w:lang w:val="fr-FR"/>
+        </w:rPr>
+        <w:t xml:space="preserve">0,0833) et</w:t>
+      </w:r>
+      <w:r>
+        <w:rPr>
+          <w:lang w:val="fr-FR"/>
+        </w:rPr>
+        <w:t xml:space="preserve"> </w:t>
+      </w:r>
+      <w:r>
+        <w:rPr>
+          <w:rStyle w:val="VerbatimChar"/>
+          <w:lang w:val="fr-FR"/>
+        </w:rPr>
+        <w:t xml:space="preserve">--su3</w:t>
+      </w:r>
+      <w:r>
+        <w:rPr>
+          <w:lang w:val="fr-FR"/>
+        </w:rPr>
+        <w:t xml:space="preserve"> </w:t>
+      </w:r>
+      <w:r>
+        <w:rPr>
+          <w:lang w:val="fr-FR"/>
+        </w:rPr>
+        <w:t xml:space="preserve">(SU3</w:t>
+      </w:r>
+      <w:r>
+        <w:rPr>
+          <w:lang w:val="fr-FR"/>
+        </w:rPr>
+        <w:t xml:space="preserve"> </w:t>
+      </w:r>
+      <w:r>
+        <w:rPr>
+          <w:i/>
+          <w:iCs/>
+          <w:lang w:val="fr-FR"/>
+        </w:rPr>
+        <w:t xml:space="preserve">à la place</w:t>
+      </w:r>
+      <w:r>
+        <w:rPr>
+          <w:lang w:val="fr-FR"/>
+        </w:rPr>
+        <w:t xml:space="preserve"> </w:t>
+      </w:r>
+      <w:r>
+        <w:rPr>
+          <w:lang w:val="fr-FR"/>
+        </w:rPr>
+        <w:t xml:space="preserve">du chômage BIT, à 0,125). Sans option, l’IPM</w:t>
+      </w:r>
+      <w:r>
+        <w:rPr>
+          <w:lang w:val="fr-FR"/>
+        </w:rPr>
+        <w:t xml:space="preserve"> </w:t>
+      </w:r>
+      <w:r>
+        <w:rPr>
+          <w:lang w:val="fr-FR"/>
+        </w:rPr>
+        <w:t xml:space="preserve">national publié est inchangé — ce que le pipeline vérifie à chaque exécution.</w:t>
+      </w:r>
+    </w:p>
+    <w:p>
+      <w:pPr>
+        <w:pStyle w:val="BodyText"/>
+      </w:pPr>
+      <w:r>
+        <w:rPr>
+          <w:lang w:val="fr-FR"/>
+        </w:rPr>
+        <w:t xml:space="preserve">Au niveau de l’indicateur, le passage de SU1 à SU3 fait passer le nombre de personnes concernées</w:t>
+      </w:r>
+      <w:r>
+        <w:rPr>
+          <w:lang w:val="fr-FR"/>
+        </w:rPr>
+        <w:t xml:space="preserve"> </w:t>
+      </w:r>
+      <w:r>
+        <w:rPr>
+          <w:lang w:val="fr-FR"/>
+        </w:rPr>
+        <w:t xml:space="preserve">de</w:t>
+      </w:r>
+      <w:r>
+        <w:rPr>
+          <w:lang w:val="fr-FR"/>
+        </w:rPr>
+        <w:t xml:space="preserve"> </w:t>
+      </w:r>
+      <w:r>
+        <w:rPr>
+          <w:b/>
+          <w:bCs/>
+          <w:lang w:val="fr-FR"/>
+        </w:rPr>
+        <w:t xml:space="preserve">561 à 1 200</w:t>
+      </w:r>
+      <w:r>
+        <w:rPr>
+          <w:lang w:val="fr-FR"/>
+        </w:rPr>
+        <w:t xml:space="preserve"> </w:t>
+      </w:r>
+      <w:r>
+        <w:rPr>
+          <w:lang w:val="fr-FR"/>
+        </w:rPr>
+        <w:t xml:space="preserve">sur la bande 17-40 (2,8 %</w:t>
+      </w:r>
+      <w:r>
+        <w:rPr>
+          <w:lang w:val="fr-FR"/>
+        </w:rPr>
+        <w:t xml:space="preserve"> </w:t>
+      </w:r>
+      <m:oMath>
+        <m:r>
+          <m:rPr>
+            <m:sty m:val="p"/>
+          </m:rPr>
+          <m:t>→</m:t>
+        </m:r>
+      </m:oMath>
+      <w:r>
+        <w:rPr>
+          <w:lang w:val="fr-FR"/>
+        </w:rPr>
+        <w:t xml:space="preserve"> </w:t>
+      </w:r>
+      <w:r>
+        <w:rPr>
+          <w:lang w:val="fr-FR"/>
+        </w:rPr>
+        <w:t xml:space="preserve">6,0 %), et le nombre de ménages</w:t>
+      </w:r>
+      <w:r>
+        <w:rPr>
+          <w:lang w:val="fr-FR"/>
+        </w:rPr>
+        <w:t xml:space="preserve"> </w:t>
+      </w:r>
+      <w:r>
+        <w:rPr>
+          <w:lang w:val="fr-FR"/>
+        </w:rPr>
+        <w:t xml:space="preserve">privés de</w:t>
+      </w:r>
+      <w:r>
+        <w:rPr>
+          <w:lang w:val="fr-FR"/>
+        </w:rPr>
+        <w:t xml:space="preserve"> </w:t>
+      </w:r>
+      <w:r>
+        <w:rPr>
+          <w:b/>
+          <w:bCs/>
+          <w:lang w:val="fr-FR"/>
+        </w:rPr>
+        <w:t xml:space="preserve">476 à 1 027</w:t>
+      </w:r>
+      <w:r>
+        <w:rPr>
+          <w:lang w:val="fr-FR"/>
+        </w:rPr>
+        <w:t xml:space="preserve"> </w:t>
+      </w:r>
+      <w:r>
+        <w:rPr>
+          <w:lang w:val="fr-FR"/>
+        </w:rPr>
+        <w:t xml:space="preserve">(3,7 %</w:t>
+      </w:r>
+      <w:r>
+        <w:rPr>
+          <w:lang w:val="fr-FR"/>
+        </w:rPr>
+        <w:t xml:space="preserve"> </w:t>
+      </w:r>
+      <m:oMath>
+        <m:r>
+          <m:rPr>
+            <m:sty m:val="p"/>
+          </m:rPr>
+          <m:t>→</m:t>
+        </m:r>
+      </m:oMath>
+      <w:r>
+        <w:rPr>
+          <w:lang w:val="fr-FR"/>
+        </w:rPr>
+        <w:t xml:space="preserve"> </w:t>
+      </w:r>
+      <w:r>
+        <w:rPr>
+          <w:lang w:val="fr-FR"/>
+        </w:rPr>
+        <w:t xml:space="preserve">7,9 % des ménages ; 6,5 %</w:t>
+      </w:r>
+      <w:r>
+        <w:rPr>
+          <w:lang w:val="fr-FR"/>
+        </w:rPr>
+        <w:t xml:space="preserve"> </w:t>
+      </w:r>
+      <m:oMath>
+        <m:r>
+          <m:rPr>
+            <m:sty m:val="p"/>
+          </m:rPr>
+          <m:t>→</m:t>
+        </m:r>
+      </m:oMath>
+      <w:r>
+        <w:rPr>
+          <w:lang w:val="fr-FR"/>
+        </w:rPr>
+        <w:t xml:space="preserve"> </w:t>
+      </w:r>
+      <w:r>
+        <w:rPr>
+          <w:b/>
+          <w:bCs/>
+          <w:lang w:val="fr-FR"/>
+        </w:rPr>
+        <w:t xml:space="preserve">12,1 %</w:t>
+      </w:r>
+      <w:r>
+        <w:rPr>
+          <w:lang w:val="fr-FR"/>
+        </w:rPr>
+        <w:t xml:space="preserve"> </w:t>
+      </w:r>
+      <w:r>
+        <w:rPr>
+          <w:lang w:val="fr-FR"/>
+        </w:rPr>
+        <w:t xml:space="preserve">de la population).</w:t>
+      </w:r>
+    </w:p>
+    <w:tbl>
+      <w:tblPr>
+        <w:tblStyle w:val="Table"/>
+        <w:tblW w:type="auto" w:w="0"/>
+        <w:tblLook w:firstRow="1" w:lastRow="0" w:firstColumn="0" w:lastColumn="0" w:noHBand="0" w:noVBand="0" w:val="0020"/>
+      </w:tblPr>
+      <w:tblGrid>
+        <w:gridCol w:w="1320"/>
+        <w:gridCol w:w="1320"/>
+        <w:gridCol w:w="1320"/>
+        <w:gridCol w:w="1320"/>
+        <w:gridCol w:w="1320"/>
+        <w:gridCol w:w="1320"/>
+      </w:tblGrid>
+      <w:tr>
+        <w:trPr>
+          <w:tblHeader w:val="on"/>
+        </w:trPr>
+        <w:tc>
+          <w:tcPr/>
+          <w:p>
+            <w:pPr>
+              <w:pStyle w:val="Compact"/>
+              <w:jc w:val="left"/>
+            </w:pPr>
+            <w:r>
+              <w:rPr>
+                <w:b/>
+                <w:bCs/>
+                <w:lang w:val="fr-FR"/>
+              </w:rPr>
+              <w:t xml:space="preserve">Variante</w:t>
+            </w:r>
+          </w:p>
+        </w:tc>
+        <w:tc>
+          <w:tcPr/>
+          <w:p>
+            <w:pPr>
+              <w:pStyle w:val="Compact"/>
+              <w:jc w:val="right"/>
+            </w:pPr>
+            <m:oMath>
+              <m:r>
+                <m:t>H</m:t>
+              </m:r>
+            </m:oMath>
+          </w:p>
+        </w:tc>
+        <w:tc>
+          <w:tcPr/>
+          <w:p>
+            <w:pPr>
+              <w:pStyle w:val="Compact"/>
+              <w:jc w:val="right"/>
+            </w:pPr>
+            <m:oMath>
+              <m:r>
+                <m:t>A</m:t>
+              </m:r>
+            </m:oMath>
+          </w:p>
+        </w:tc>
+        <w:tc>
+          <w:tcPr/>
+          <w:p>
+            <w:pPr>
+              <w:pStyle w:val="Compact"/>
+              <w:jc w:val="right"/>
+            </w:pPr>
+            <m:oMath>
+              <m:sSub>
+                <m:e>
+                  <m:r>
+                    <m:t>M</m:t>
+                  </m:r>
+                </m:e>
+                <m:sub>
+                  <m:r>
+                    <m:t>0</m:t>
+                  </m:r>
+                </m:sub>
+              </m:sSub>
+            </m:oMath>
+          </w:p>
+        </w:tc>
+        <w:tc>
+          <w:tcPr/>
+          <w:p>
+            <w:pPr>
+              <w:pStyle w:val="Compact"/>
+              <w:jc w:val="right"/>
+            </w:pPr>
+            <w:r>
+              <w:rPr>
+                <w:b/>
+                <w:bCs/>
+                <w:lang w:val="fr-FR"/>
+              </w:rPr>
+              <w:t xml:space="preserve">Vulnérables</w:t>
+            </w:r>
+          </w:p>
+        </w:tc>
+        <w:tc>
+          <w:tcPr/>
+          <w:p>
+            <w:pPr>
+              <w:pStyle w:val="Compact"/>
+              <w:jc w:val="right"/>
+            </w:pPr>
+            <w:r>
+              <w:rPr>
+                <w:b/>
+                <w:bCs/>
+                <w:lang w:val="fr-FR"/>
+              </w:rPr>
+              <w:t xml:space="preserve">Sévère</w:t>
+            </w:r>
+          </w:p>
+        </w:tc>
+      </w:tr>
+      <w:tr>
+        <w:tc>
+          <w:tcPr/>
+          <w:p>
+            <w:pPr>
+              <w:pStyle w:val="Compact"/>
+              <w:jc w:val="left"/>
+            </w:pPr>
+            <w:r>
+              <w:rPr>
+                <w:lang w:val="fr-FR"/>
+              </w:rPr>
+              <w:t xml:space="preserve">IPM national (SU1)</w:t>
+            </w:r>
+          </w:p>
+        </w:tc>
+        <w:tc>
+          <w:tcPr/>
+          <w:p>
+            <w:pPr>
+              <w:pStyle w:val="Compact"/>
+              <w:jc w:val="right"/>
+            </w:pPr>
+            <w:r>
+              <w:rPr>
+                <w:lang w:val="fr-FR"/>
+              </w:rPr>
+              <w:t xml:space="preserve">58,0 %</w:t>
+            </w:r>
+          </w:p>
+        </w:tc>
+        <w:tc>
+          <w:tcPr/>
+          <w:p>
+            <w:pPr>
+              <w:pStyle w:val="Compact"/>
+              <w:jc w:val="right"/>
+            </w:pPr>
+            <w:r>
+              <w:rPr>
+                <w:lang w:val="fr-FR"/>
+              </w:rPr>
+              <w:t xml:space="preserve">0,4940</w:t>
+            </w:r>
+          </w:p>
+        </w:tc>
+        <w:tc>
+          <w:tcPr/>
+          <w:p>
+            <w:pPr>
+              <w:pStyle w:val="Compact"/>
+              <w:jc w:val="right"/>
+            </w:pPr>
+            <w:r>
+              <w:rPr>
+                <w:lang w:val="fr-FR"/>
+              </w:rPr>
+              <w:t xml:space="preserve">0,2863</w:t>
+            </w:r>
+          </w:p>
+        </w:tc>
+        <w:tc>
+          <w:tcPr/>
+          <w:p>
+            <w:pPr>
+              <w:pStyle w:val="Compact"/>
+              <w:jc w:val="right"/>
+            </w:pPr>
+            <w:r>
+              <w:rPr>
+                <w:lang w:val="fr-FR"/>
+              </w:rPr>
+              <w:t xml:space="preserve">22,8 %</w:t>
+            </w:r>
+          </w:p>
+        </w:tc>
+        <w:tc>
+          <w:tcPr/>
+          <w:p>
+            <w:pPr>
+              <w:pStyle w:val="Compact"/>
+              <w:jc w:val="right"/>
+            </w:pPr>
+            <w:r>
+              <w:rPr>
+                <w:lang w:val="fr-FR"/>
+              </w:rPr>
+              <w:t xml:space="preserve">26,1 %</w:t>
+            </w:r>
+          </w:p>
+        </w:tc>
+      </w:tr>
+      <w:tr>
+        <w:tc>
+          <w:tcPr/>
+          <w:p>
+            <w:pPr>
+              <w:pStyle w:val="Compact"/>
+              <w:jc w:val="left"/>
+            </w:pPr>
+            <w:r>
+              <w:rPr>
+                <w:lang w:val="fr-FR"/>
+              </w:rPr>
+              <w:t xml:space="preserve">SU1 + SU3 (</w:t>
+            </w:r>
+            <w:r>
+              <w:rPr>
+                <w:rStyle w:val="VerbatimChar"/>
+                <w:lang w:val="fr-FR"/>
+              </w:rPr>
+              <w:t xml:space="preserve">--su1_su3</w:t>
+            </w:r>
+            <w:r>
+              <w:rPr>
+                <w:lang w:val="fr-FR"/>
+              </w:rPr>
+              <w:t xml:space="preserve">)</w:t>
+            </w:r>
+          </w:p>
+        </w:tc>
+        <w:tc>
+          <w:tcPr/>
+          <w:p>
+            <w:pPr>
+              <w:pStyle w:val="Compact"/>
+              <w:jc w:val="right"/>
+            </w:pPr>
+            <w:r>
+              <w:rPr>
+                <w:lang w:val="fr-FR"/>
+              </w:rPr>
+              <w:t xml:space="preserve">57,6 %</w:t>
+            </w:r>
+          </w:p>
+        </w:tc>
+        <w:tc>
+          <w:tcPr/>
+          <w:p>
+            <w:pPr>
+              <w:pStyle w:val="Compact"/>
+              <w:jc w:val="right"/>
+            </w:pPr>
+            <w:r>
+              <w:rPr>
+                <w:lang w:val="fr-FR"/>
+              </w:rPr>
+              <w:t xml:space="preserve">0,4750</w:t>
+            </w:r>
+          </w:p>
+        </w:tc>
+        <w:tc>
+          <w:tcPr/>
+          <w:p>
+            <w:pPr>
+              <w:pStyle w:val="Compact"/>
+              <w:jc w:val="right"/>
+            </w:pPr>
+            <w:r>
+              <w:rPr>
+                <w:lang w:val="fr-FR"/>
+              </w:rPr>
+              <w:t xml:space="preserve">0,2736</w:t>
+            </w:r>
+          </w:p>
+        </w:tc>
+        <w:tc>
+          <w:tcPr/>
+          <w:p>
+            <w:pPr>
+              <w:pStyle w:val="Compact"/>
+              <w:jc w:val="right"/>
+            </w:pPr>
+            <w:r>
+              <w:rPr>
+                <w:lang w:val="fr-FR"/>
+              </w:rPr>
+              <w:t xml:space="preserve">24,0 %</w:t>
+            </w:r>
+          </w:p>
+        </w:tc>
+        <w:tc>
+          <w:tcPr/>
+          <w:p>
+            <w:pPr>
+              <w:pStyle w:val="Compact"/>
+              <w:jc w:val="right"/>
+            </w:pPr>
+            <w:r>
+              <w:rPr>
+                <w:lang w:val="fr-FR"/>
+              </w:rPr>
+              <w:t xml:space="preserve">20,9 %</w:t>
+            </w:r>
+          </w:p>
+        </w:tc>
+      </w:tr>
+      <w:tr>
+        <w:tc>
+          <w:tcPr/>
+          <w:p>
+            <w:pPr>
+              <w:pStyle w:val="Compact"/>
+              <w:jc w:val="left"/>
+            </w:pPr>
+            <w:r>
+              <w:rPr>
+                <w:lang w:val="fr-FR"/>
+              </w:rPr>
+              <w:t xml:space="preserve">SU3 seul (</w:t>
+            </w:r>
+            <w:r>
+              <w:rPr>
+                <w:rStyle w:val="VerbatimChar"/>
+                <w:lang w:val="fr-FR"/>
+              </w:rPr>
+              <w:t xml:space="preserve">--su3</w:t>
+            </w:r>
+            <w:r>
+              <w:rPr>
+                <w:lang w:val="fr-FR"/>
+              </w:rPr>
+              <w:t xml:space="preserve">)</w:t>
+            </w:r>
+          </w:p>
+        </w:tc>
+        <w:tc>
+          <w:tcPr/>
+          <w:p>
+            <w:pPr>
+              <w:pStyle w:val="Compact"/>
+              <w:jc w:val="right"/>
+            </w:pPr>
+            <w:r>
+              <w:rPr>
+                <w:lang w:val="fr-FR"/>
+              </w:rPr>
+              <w:t xml:space="preserve">59,3 %</w:t>
+            </w:r>
+          </w:p>
+        </w:tc>
+        <w:tc>
+          <w:tcPr/>
+          <w:p>
+            <w:pPr>
+              <w:pStyle w:val="Compact"/>
+              <w:jc w:val="right"/>
+            </w:pPr>
+            <w:r>
+              <w:rPr>
+                <w:lang w:val="fr-FR"/>
+              </w:rPr>
+              <w:t xml:space="preserve">0,4970</w:t>
+            </w:r>
+          </w:p>
+        </w:tc>
+        <w:tc>
+          <w:tcPr/>
+          <w:p>
+            <w:pPr>
+              <w:pStyle w:val="Compact"/>
+              <w:jc w:val="right"/>
+            </w:pPr>
+            <w:r>
+              <w:rPr>
+                <w:lang w:val="fr-FR"/>
+              </w:rPr>
+              <w:t xml:space="preserve">0,2949</w:t>
+            </w:r>
+          </w:p>
+        </w:tc>
+        <w:tc>
+          <w:tcPr/>
+          <w:p>
+            <w:pPr>
+              <w:pStyle w:val="Compact"/>
+              <w:jc w:val="right"/>
+            </w:pPr>
+            <w:r>
+              <w:rPr>
+                <w:lang w:val="fr-FR"/>
+              </w:rPr>
+              <w:t xml:space="preserve">22,7 %</w:t>
+            </w:r>
+          </w:p>
+        </w:tc>
+        <w:tc>
+          <w:tcPr/>
+          <w:p>
+            <w:pPr>
+              <w:pStyle w:val="Compact"/>
+              <w:jc w:val="right"/>
+            </w:pPr>
+            <w:r>
+              <w:rPr>
+                <w:lang w:val="fr-FR"/>
+              </w:rPr>
+              <w:t xml:space="preserve">27,1 %</w:t>
+            </w:r>
+          </w:p>
+        </w:tc>
+      </w:tr>
+    </w:tbl>
+    <w:tbl>
+      <w:tblPr>
+        <w:tblStyle w:val="Table"/>
+        <w:tblW w:type="auto" w:w="0"/>
+        <w:tblLook w:firstRow="1" w:lastRow="0" w:firstColumn="0" w:lastColumn="0" w:noHBand="0" w:noVBand="0" w:val="0020"/>
+      </w:tblPr>
+      <w:tblGrid>
+        <w:gridCol w:w="1980"/>
+        <w:gridCol w:w="1980"/>
+        <w:gridCol w:w="1980"/>
+        <w:gridCol w:w="1980"/>
+      </w:tblGrid>
+      <w:tr>
+        <w:trPr>
+          <w:tblHeader w:val="on"/>
+        </w:trPr>
+        <w:tc>
+          <w:tcPr/>
+          <w:p>
+            <w:pPr>
+              <w:pStyle w:val="Compact"/>
+              <w:jc w:val="left"/>
+            </w:pPr>
+            <w:r>
+              <w:rPr>
+                <w:b/>
+                <w:bCs/>
+                <w:lang w:val="fr-FR"/>
+              </w:rPr>
+              <w:t xml:space="preserve">Contribution à l’</w:t>
+            </w:r>
+            <m:oMath>
+              <m:sSub>
+                <m:e>
+                  <m:r>
+                    <m:t>M</m:t>
+                  </m:r>
+                </m:e>
+                <m:sub>
+                  <m:r>
+                    <m:t>0</m:t>
+                  </m:r>
+                </m:sub>
+              </m:sSub>
+            </m:oMath>
+          </w:p>
+        </w:tc>
+        <w:tc>
+          <w:tcPr/>
+          <w:p>
+            <w:pPr>
+              <w:pStyle w:val="Compact"/>
+              <w:jc w:val="right"/>
+            </w:pPr>
+            <w:r>
+              <w:rPr>
+                <w:b/>
+                <w:bCs/>
+                <w:lang w:val="fr-FR"/>
+              </w:rPr>
+              <w:t xml:space="preserve">National</w:t>
+            </w:r>
+          </w:p>
+        </w:tc>
+        <w:tc>
+          <w:tcPr/>
+          <w:p>
+            <w:pPr>
+              <w:pStyle w:val="Compact"/>
+              <w:jc w:val="right"/>
+            </w:pPr>
+            <w:r>
+              <w:rPr>
+                <w:b/>
+                <w:bCs/>
+                <w:lang w:val="fr-FR"/>
+              </w:rPr>
+              <w:t xml:space="preserve">SU1 + SU3</w:t>
+            </w:r>
+          </w:p>
+        </w:tc>
+        <w:tc>
+          <w:tcPr/>
+          <w:p>
+            <w:pPr>
+              <w:pStyle w:val="Compact"/>
+              <w:jc w:val="right"/>
+            </w:pPr>
+            <w:r>
+              <w:rPr>
+                <w:b/>
+                <w:bCs/>
+                <w:lang w:val="fr-FR"/>
+              </w:rPr>
+              <w:t xml:space="preserve">SU3 seul</w:t>
+            </w:r>
+          </w:p>
+        </w:tc>
+      </w:tr>
+      <w:tr>
+        <w:tc>
+          <w:tcPr/>
+          <w:p>
+            <w:pPr>
+              <w:pStyle w:val="Compact"/>
+              <w:jc w:val="left"/>
+            </w:pPr>
+            <w:r>
+              <w:rPr>
+                <w:lang w:val="fr-FR"/>
+              </w:rPr>
+              <w:t xml:space="preserve">Chômage BIT (SU1)</w:t>
+            </w:r>
+          </w:p>
+        </w:tc>
+        <w:tc>
+          <w:tcPr/>
+          <w:p>
+            <w:pPr>
+              <w:pStyle w:val="Compact"/>
+              <w:jc w:val="right"/>
+            </w:pPr>
+            <w:r>
+              <w:rPr>
+                <w:lang w:val="fr-FR"/>
+              </w:rPr>
+              <w:t xml:space="preserve">1,6 %</w:t>
+            </w:r>
+          </w:p>
+        </w:tc>
+        <w:tc>
+          <w:tcPr/>
+          <w:p>
+            <w:pPr>
+              <w:pStyle w:val="Compact"/>
+              <w:jc w:val="right"/>
+            </w:pPr>
+            <w:r>
+              <w:rPr>
+                <w:lang w:val="fr-FR"/>
+              </w:rPr>
+              <w:t xml:space="preserve">1,4 %</w:t>
+            </w:r>
+          </w:p>
+        </w:tc>
+        <w:tc>
+          <w:tcPr/>
+          <w:p>
+            <w:pPr>
+              <w:pStyle w:val="Compact"/>
+              <w:jc w:val="right"/>
+            </w:pPr>
+            <w:r>
+              <w:rPr>
+                <w:lang w:val="fr-FR"/>
+              </w:rPr>
+              <w:t xml:space="preserve">—</w:t>
+            </w:r>
+          </w:p>
+        </w:tc>
+      </w:tr>
+      <w:tr>
+        <w:tc>
+          <w:tcPr/>
+          <w:p>
+            <w:pPr>
+              <w:pStyle w:val="Compact"/>
+              <w:jc w:val="left"/>
+            </w:pPr>
+            <w:r>
+              <w:rPr>
+                <w:lang w:val="fr-FR"/>
+              </w:rPr>
+              <w:t xml:space="preserve">Sous-utilisation SU3</w:t>
+            </w:r>
+          </w:p>
+        </w:tc>
+        <w:tc>
+          <w:tcPr/>
+          <w:p>
+            <w:pPr>
+              <w:pStyle w:val="Compact"/>
+              <w:jc w:val="right"/>
+            </w:pPr>
+            <w:r>
+              <w:rPr>
+                <w:lang w:val="fr-FR"/>
+              </w:rPr>
+              <w:t xml:space="preserve">—</w:t>
+            </w:r>
+          </w:p>
+        </w:tc>
+        <w:tc>
+          <w:tcPr/>
+          <w:p>
+            <w:pPr>
+              <w:pStyle w:val="Compact"/>
+              <w:jc w:val="right"/>
+            </w:pPr>
+            <w:r>
+              <w:rPr>
+                <w:lang w:val="fr-FR"/>
+              </w:rPr>
+              <w:t xml:space="preserve">2,4 %</w:t>
+            </w:r>
+          </w:p>
+        </w:tc>
+        <w:tc>
+          <w:tcPr/>
+          <w:p>
+            <w:pPr>
+              <w:pStyle w:val="Compact"/>
+              <w:jc w:val="right"/>
+            </w:pPr>
+            <w:r>
+              <w:rPr>
+                <w:lang w:val="fr-FR"/>
+              </w:rPr>
+              <w:t xml:space="preserve">3,2 %</w:t>
+            </w:r>
+          </w:p>
+        </w:tc>
+      </w:tr>
+      <w:tr>
+        <w:tc>
+          <w:tcPr/>
+          <w:p>
+            <w:pPr>
+              <w:pStyle w:val="Compact"/>
+              <w:jc w:val="left"/>
+            </w:pPr>
+            <w:r>
+              <w:rPr>
+                <w:lang w:val="fr-FR"/>
+              </w:rPr>
+              <w:t xml:space="preserve">Emploi de subsistance</w:t>
+            </w:r>
+          </w:p>
+        </w:tc>
+        <w:tc>
+          <w:tcPr/>
+          <w:p>
+            <w:pPr>
+              <w:pStyle w:val="Compact"/>
+              <w:jc w:val="right"/>
+            </w:pPr>
+            <w:r>
+              <w:rPr>
+                <w:lang w:val="fr-FR"/>
+              </w:rPr>
+              <w:t xml:space="preserve">16,9 %</w:t>
+            </w:r>
+          </w:p>
+        </w:tc>
+        <w:tc>
+          <w:tcPr/>
+          <w:p>
+            <w:pPr>
+              <w:pStyle w:val="Compact"/>
+              <w:jc w:val="right"/>
+            </w:pPr>
+            <w:r>
+              <w:rPr>
+                <w:lang w:val="fr-FR"/>
+              </w:rPr>
+              <w:t xml:space="preserve">11,2 %</w:t>
+            </w:r>
+          </w:p>
+        </w:tc>
+        <w:tc>
+          <w:tcPr/>
+          <w:p>
+            <w:pPr>
+              <w:pStyle w:val="Compact"/>
+              <w:jc w:val="right"/>
+            </w:pPr>
+            <w:r>
+              <w:rPr>
+                <w:lang w:val="fr-FR"/>
+              </w:rPr>
+              <w:t xml:space="preserve">16,5 %</w:t>
+            </w:r>
+          </w:p>
+        </w:tc>
+      </w:tr>
+      <w:tr>
+        <w:tc>
+          <w:tcPr/>
+          <w:p>
+            <w:pPr>
+              <w:pStyle w:val="Compact"/>
+              <w:jc w:val="left"/>
+            </w:pPr>
+            <w:r>
+              <w:rPr>
+                <w:b/>
+                <w:bCs/>
+                <w:lang w:val="fr-FR"/>
+              </w:rPr>
+              <w:t xml:space="preserve">Dimension Emploi</w:t>
+            </w:r>
+          </w:p>
+        </w:tc>
+        <w:tc>
+          <w:tcPr/>
+          <w:p>
+            <w:pPr>
+              <w:pStyle w:val="Compact"/>
+              <w:jc w:val="right"/>
+            </w:pPr>
+            <w:r>
+              <w:rPr>
+                <w:b/>
+                <w:bCs/>
+                <w:lang w:val="fr-FR"/>
+              </w:rPr>
+              <w:t xml:space="preserve">18,5 %</w:t>
+            </w:r>
+          </w:p>
+        </w:tc>
+        <w:tc>
+          <w:tcPr/>
+          <w:p>
+            <w:pPr>
+              <w:pStyle w:val="Compact"/>
+              <w:jc w:val="right"/>
+            </w:pPr>
+            <w:r>
+              <w:rPr>
+                <w:b/>
+                <w:bCs/>
+                <w:lang w:val="fr-FR"/>
+              </w:rPr>
+              <w:t xml:space="preserve">15,0 %</w:t>
+            </w:r>
+          </w:p>
+        </w:tc>
+        <w:tc>
+          <w:tcPr/>
+          <w:p>
+            <w:pPr>
+              <w:pStyle w:val="Compact"/>
+              <w:jc w:val="right"/>
+            </w:pPr>
+            <w:r>
+              <w:rPr>
+                <w:b/>
+                <w:bCs/>
+                <w:lang w:val="fr-FR"/>
+              </w:rPr>
+              <w:t xml:space="preserve">19,7 %</w:t>
+            </w:r>
+          </w:p>
+        </w:tc>
+      </w:tr>
+    </w:tbl>
+    <w:bookmarkStart w:id="24" w:name="lecture"/>
+    <w:p>
+      <w:pPr>
+        <w:pStyle w:val="Heading2"/>
+      </w:pPr>
+      <w:r>
+        <w:rPr>
+          <w:lang w:val="fr-FR"/>
+        </w:rPr>
+        <w:t xml:space="preserve">Lecture</w:t>
+      </w:r>
+    </w:p>
+    <w:p>
+      <w:pPr>
+        <w:pStyle w:val="FirstParagraph"/>
+      </w:pPr>
+      <w:r>
+        <w:rPr>
+          <w:b/>
+          <w:bCs/>
+          <w:lang w:val="fr-FR"/>
+        </w:rPr>
+        <w:t xml:space="preserve">SU3 seul</w:t>
+      </w:r>
+      <w:r>
+        <w:rPr>
+          <w:lang w:val="fr-FR"/>
+        </w:rPr>
+        <w:t xml:space="preserve"> </w:t>
+      </w:r>
+      <w:r>
+        <w:rPr>
+          <w:lang w:val="fr-FR"/>
+        </w:rPr>
+        <w:t xml:space="preserve">est le montage cohérent. Il fait ce qu’on attendait : l’indicateur de chômage</w:t>
+      </w:r>
+      <w:r>
+        <w:rPr>
+          <w:lang w:val="fr-FR"/>
+        </w:rPr>
+        <w:t xml:space="preserve"> </w:t>
+      </w:r>
+      <w:r>
+        <w:rPr>
+          <w:lang w:val="fr-FR"/>
+        </w:rPr>
+        <w:t xml:space="preserve">double sa contribution (1,6 %</w:t>
+      </w:r>
+      <w:r>
+        <w:rPr>
+          <w:lang w:val="fr-FR"/>
+        </w:rPr>
+        <w:t xml:space="preserve"> </w:t>
+      </w:r>
+      <m:oMath>
+        <m:r>
+          <m:rPr>
+            <m:sty m:val="p"/>
+          </m:rPr>
+          <m:t>→</m:t>
+        </m:r>
+      </m:oMath>
+      <w:r>
+        <w:rPr>
+          <w:lang w:val="fr-FR"/>
+        </w:rPr>
+        <w:t xml:space="preserve"> </w:t>
+      </w:r>
+      <w:r>
+        <w:rPr>
+          <w:lang w:val="fr-FR"/>
+        </w:rPr>
+        <w:t xml:space="preserve">3,2 %) sans bouleverser l’indice, qui monte de</w:t>
+      </w:r>
+      <w:r>
+        <w:rPr>
+          <w:lang w:val="fr-FR"/>
+        </w:rPr>
+        <w:t xml:space="preserve"> </w:t>
+      </w:r>
+      <w:r>
+        <w:rPr>
+          <w:lang w:val="fr-FR"/>
+        </w:rPr>
+        <w:t xml:space="preserve">0,2863 à</w:t>
+      </w:r>
+      <w:r>
+        <w:rPr>
+          <w:lang w:val="fr-FR"/>
+        </w:rPr>
+        <w:t xml:space="preserve"> </w:t>
+      </w:r>
+      <w:r>
+        <w:rPr>
+          <w:b/>
+          <w:bCs/>
+          <w:lang w:val="fr-FR"/>
+        </w:rPr>
+        <w:t xml:space="preserve">0,2949</w:t>
+      </w:r>
+      <w:r>
+        <w:rPr>
+          <w:lang w:val="fr-FR"/>
+        </w:rPr>
+        <w:t xml:space="preserve">. L’écart reste dans l’intervalle de confiance de l’IPM national</w:t>
+      </w:r>
+      <w:r>
+        <w:rPr>
+          <w:lang w:val="fr-FR"/>
+        </w:rPr>
+        <w:t xml:space="preserve"> </w:t>
+      </w:r>
+      <w:r>
+        <w:rPr>
+          <w:lang w:val="fr-FR"/>
+        </w:rPr>
+        <w:t xml:space="preserve">([0,2701 ; 0,3026]) : le changement est cohérent avec la mesure actuelle, il ne la</w:t>
+      </w:r>
+      <w:r>
+        <w:rPr>
+          <w:lang w:val="fr-FR"/>
+        </w:rPr>
+        <w:t xml:space="preserve"> </w:t>
+      </w:r>
+      <w:r>
+        <w:rPr>
+          <w:lang w:val="fr-FR"/>
+        </w:rPr>
+        <w:t xml:space="preserve">contredit pas. Le rapport rural/urbain se resserre légèrement, de 2,85 à 2,72 — SU3 capte du</w:t>
+      </w:r>
+      <w:r>
+        <w:rPr>
+          <w:lang w:val="fr-FR"/>
+        </w:rPr>
+        <w:t xml:space="preserve"> </w:t>
+      </w:r>
+      <w:r>
+        <w:rPr>
+          <w:lang w:val="fr-FR"/>
+        </w:rPr>
+        <w:t xml:space="preserve">découragement en ville, là où le chômage BIT strict est déjà le plus visible.</w:t>
+      </w:r>
+    </w:p>
+    <w:p>
+      <w:pPr>
+        <w:pStyle w:val="BodyText"/>
+      </w:pPr>
+      <w:r>
+        <w:rPr>
+          <w:b/>
+          <w:bCs/>
+          <w:lang w:val="fr-FR"/>
+        </w:rPr>
+        <w:t xml:space="preserve">SU1 + SU3</w:t>
+      </w:r>
+      <w:r>
+        <w:rPr>
+          <w:lang w:val="fr-FR"/>
+        </w:rPr>
+        <w:t xml:space="preserve"> </w:t>
+      </w:r>
+      <w:r>
+        <w:rPr>
+          <w:lang w:val="fr-FR"/>
+        </w:rPr>
+        <w:t xml:space="preserve">pose en revanche un problème de méthode, visible dans les chiffres. SU3</w:t>
+      </w:r>
+      <w:r>
+        <w:rPr>
+          <w:lang w:val="fr-FR"/>
+        </w:rPr>
+        <w:t xml:space="preserve"> </w:t>
+      </w:r>
+      <w:r>
+        <w:rPr>
+          <w:i/>
+          <w:iCs/>
+          <w:lang w:val="fr-FR"/>
+        </w:rPr>
+        <w:t xml:space="preserve">englobe</w:t>
+      </w:r>
+      <w:r>
+        <w:rPr>
+          <w:lang w:val="fr-FR"/>
+        </w:rPr>
+        <w:t xml:space="preserve"> </w:t>
+      </w:r>
+      <w:r>
+        <w:rPr>
+          <w:lang w:val="fr-FR"/>
+        </w:rPr>
+        <w:t xml:space="preserve">SU1 : tout ménage privé au titre du chômage BIT l’est aussi au titre de SU3, et se</w:t>
+      </w:r>
+      <w:r>
+        <w:rPr>
+          <w:lang w:val="fr-FR"/>
+        </w:rPr>
+        <w:t xml:space="preserve"> </w:t>
+      </w:r>
+      <w:r>
+        <w:rPr>
+          <w:lang w:val="fr-FR"/>
+        </w:rPr>
+        <w:t xml:space="preserve">voit donc compter deux fois la même privation. Le montage revient à donner un poids de</w:t>
+      </w:r>
+      <w:r>
+        <w:rPr>
+          <w:lang w:val="fr-FR"/>
+        </w:rPr>
+        <w:t xml:space="preserve"> </w:t>
+      </w:r>
+      <m:oMath>
+        <m:r>
+          <m:t>2</m:t>
+        </m:r>
+        <m:r>
+          <m:rPr>
+            <m:sty m:val="p"/>
+          </m:rPr>
+          <m:t>×</m:t>
+        </m:r>
+        <m:r>
+          <m:t>0</m:t>
+        </m:r>
+        <m:r>
+          <m:rPr>
+            <m:sty m:val="p"/>
+          </m:rPr>
+          <m:t>,</m:t>
+        </m:r>
+        <m:r>
+          <m:t>0833</m:t>
+        </m:r>
+        <m:r>
+          <m:rPr>
+            <m:sty m:val="p"/>
+          </m:rPr>
+          <m:t>=</m:t>
+        </m:r>
+        <m:r>
+          <m:t>0</m:t>
+        </m:r>
+        <m:r>
+          <m:rPr>
+            <m:sty m:val="p"/>
+          </m:rPr>
+          <m:t>,</m:t>
+        </m:r>
+        <m:r>
+          <m:t>167</m:t>
+        </m:r>
+      </m:oMath>
+      <w:r>
+        <w:rPr>
+          <w:lang w:val="fr-FR"/>
+        </w:rPr>
+        <w:t xml:space="preserve"> </w:t>
+      </w:r>
+      <w:r>
+        <w:rPr>
+          <w:lang w:val="fr-FR"/>
+        </w:rPr>
+        <w:t xml:space="preserve">aux ménages à chômeur BIT et de 0,0833 aux autres — une</w:t>
+      </w:r>
+      <w:r>
+        <w:rPr>
+          <w:lang w:val="fr-FR"/>
+        </w:rPr>
+        <w:t xml:space="preserve"> </w:t>
+      </w:r>
+      <w:r>
+        <w:rPr>
+          <w:lang w:val="fr-FR"/>
+        </w:rPr>
+        <w:t xml:space="preserve">pondération qu’aucun cadrage n’a décidée. Le symptôme est net : la dimension Emploi</w:t>
+      </w:r>
+      <w:r>
+        <w:rPr>
+          <w:lang w:val="fr-FR"/>
+        </w:rPr>
+        <w:t xml:space="preserve"> </w:t>
+      </w:r>
+      <w:r>
+        <w:rPr>
+          <w:i/>
+          <w:iCs/>
+          <w:lang w:val="fr-FR"/>
+        </w:rPr>
+        <w:t xml:space="preserve">perd</w:t>
+      </w:r>
+      <w:r>
+        <w:rPr>
+          <w:lang w:val="fr-FR"/>
+        </w:rPr>
+        <w:t xml:space="preserve"> </w:t>
+      </w:r>
+      <w:r>
+        <w:rPr>
+          <w:lang w:val="fr-FR"/>
+        </w:rPr>
+        <w:t xml:space="preserve">du poids (18,5 %</w:t>
+      </w:r>
+      <w:r>
+        <w:rPr>
+          <w:lang w:val="fr-FR"/>
+        </w:rPr>
+        <w:t xml:space="preserve"> </w:t>
+      </w:r>
+      <m:oMath>
+        <m:r>
+          <m:rPr>
+            <m:sty m:val="p"/>
+          </m:rPr>
+          <m:t>→</m:t>
+        </m:r>
+      </m:oMath>
+      <w:r>
+        <w:rPr>
+          <w:lang w:val="fr-FR"/>
+        </w:rPr>
+        <w:t xml:space="preserve"> </w:t>
+      </w:r>
+      <w:r>
+        <w:rPr>
+          <w:lang w:val="fr-FR"/>
+        </w:rPr>
+        <w:t xml:space="preserve">15,0 %) parce que l’ajout d’un troisième indicateur</w:t>
+      </w:r>
+      <w:r>
+        <w:rPr>
+          <w:lang w:val="fr-FR"/>
+        </w:rPr>
+        <w:t xml:space="preserve"> </w:t>
+      </w:r>
+      <w:r>
+        <w:rPr>
+          <w:lang w:val="fr-FR"/>
+        </w:rPr>
+        <w:t xml:space="preserve">dilue l’emploi de subsistance, et la pauvreté sévère chute de 26,1 % à 20,9 % sans qu’aucune</w:t>
+      </w:r>
+      <w:r>
+        <w:rPr>
+          <w:lang w:val="fr-FR"/>
+        </w:rPr>
+        <w:t xml:space="preserve"> </w:t>
+      </w:r>
+      <w:r>
+        <w:rPr>
+          <w:lang w:val="fr-FR"/>
+        </w:rPr>
+        <w:t xml:space="preserve">réalité n’ait changé.</w:t>
+      </w:r>
+    </w:p>
+    <w:p>
+      <w:pPr>
+        <w:pStyle w:val="BlockText"/>
+      </w:pPr>
+      <w:r>
+        <w:rPr>
+          <w:b/>
+          <w:bCs/>
+          <w:lang w:val="fr-FR"/>
+        </w:rPr>
+        <w:t xml:space="preserve">Attention — Si l’on veut deux indicateurs d’emploi non redondants</w:t>
+      </w:r>
+    </w:p>
+    <w:p>
+      <w:pPr>
+        <w:pStyle w:val="BlockText"/>
+      </w:pPr>
+      <w:r>
+        <w:rPr>
+          <w:lang w:val="fr-FR"/>
+        </w:rPr>
+        <w:t xml:space="preserve">Le montage propre n’est pas « SU1 + SU3 » mais</w:t>
+      </w:r>
+      <w:r>
+        <w:rPr>
+          <w:lang w:val="fr-FR"/>
+        </w:rPr>
+        <w:t xml:space="preserve"> </w:t>
+      </w:r>
+      <w:r>
+        <w:rPr>
+          <w:b/>
+          <w:bCs/>
+          <w:lang w:val="fr-FR"/>
+        </w:rPr>
+        <w:t xml:space="preserve">« SU1 + main-d’œuvre potentielle »</w:t>
+      </w:r>
+      <w:r>
+        <w:rPr>
+          <w:lang w:val="fr-FR"/>
+        </w:rPr>
+        <w:t xml:space="preserve"> </w:t>
+      </w:r>
+      <w:r>
+        <w:rPr>
+          <w:lang w:val="fr-FR"/>
+        </w:rPr>
+        <w:t xml:space="preserve">:</w:t>
+      </w:r>
+      <w:r>
+        <w:rPr>
+          <w:lang w:val="fr-FR"/>
+        </w:rPr>
+        <w:t xml:space="preserve"> </w:t>
+      </w:r>
+      <w:r>
+        <w:rPr>
+          <w:lang w:val="fr-FR"/>
+        </w:rPr>
+        <w:t xml:space="preserve">le second indicateur ne retiendrait alors que les personnes que SU1 ne voit pas — celles qui</w:t>
+      </w:r>
+      <w:r>
+        <w:rPr>
+          <w:lang w:val="fr-FR"/>
+        </w:rPr>
+        <w:t xml:space="preserve"> </w:t>
+      </w:r>
+      <w:r>
+        <w:rPr>
+          <w:lang w:val="fr-FR"/>
+        </w:rPr>
+        <w:t xml:space="preserve">cherchent sans être disponibles et celles qui sont disponibles sans chercher. Les deux</w:t>
+      </w:r>
+      <w:r>
+        <w:rPr>
+          <w:lang w:val="fr-FR"/>
+        </w:rPr>
+        <w:t xml:space="preserve"> </w:t>
+      </w:r>
+      <w:r>
+        <w:rPr>
+          <w:lang w:val="fr-FR"/>
+        </w:rPr>
+        <w:t xml:space="preserve">indicateurs seraient disjoints et chaque ménage ne serait compté qu’une fois. Cette variante n’est</w:t>
+      </w:r>
+      <w:r>
+        <w:rPr>
+          <w:lang w:val="fr-FR"/>
+        </w:rPr>
+        <w:t xml:space="preserve"> </w:t>
+      </w:r>
+      <w:r>
+        <w:rPr>
+          <w:lang w:val="fr-FR"/>
+        </w:rPr>
+        <w:t xml:space="preserve">pas implémentée à ce jour ; elle s’obtiendrait en remplaçant</w:t>
+      </w:r>
+      <w:r>
+        <w:rPr>
+          <w:lang w:val="fr-FR"/>
+        </w:rPr>
+        <w:t xml:space="preserve"> </w:t>
+      </w:r>
+      <w:r>
+        <w:rPr>
+          <w:rStyle w:val="VerbatimChar"/>
+          <w:lang w:val="fr-FR"/>
+        </w:rPr>
+        <w:t xml:space="preserve">ind.su3</w:t>
+      </w:r>
+      <w:r>
+        <w:rPr>
+          <w:lang w:val="fr-FR"/>
+        </w:rPr>
+        <w:t xml:space="preserve"> </w:t>
+      </w:r>
+      <w:r>
+        <w:rPr>
+          <w:lang w:val="fr-FR"/>
+        </w:rPr>
+        <w:t xml:space="preserve">par</w:t>
+      </w:r>
+      <w:r>
+        <w:rPr>
+          <w:lang w:val="fr-FR"/>
+        </w:rPr>
+        <w:t xml:space="preserve"> </w:t>
+      </w:r>
+      <w:r>
+        <w:rPr>
+          <w:rStyle w:val="VerbatimChar"/>
+          <w:lang w:val="fr-FR"/>
+        </w:rPr>
+        <w:t xml:space="preserve">ind.main_oeuvre_potentielle</w:t>
+      </w:r>
+      <w:r>
+        <w:rPr>
+          <w:lang w:val="fr-FR"/>
+        </w:rPr>
+        <w:t xml:space="preserve"> </w:t>
+      </w:r>
+      <w:r>
+        <w:rPr>
+          <w:lang w:val="fr-FR"/>
+        </w:rPr>
+        <w:t xml:space="preserve">à l’étape 01.</w:t>
+      </w:r>
+    </w:p>
+    <w:bookmarkEnd w:id="24"/>
+    <w:bookmarkEnd w:id="25"/>
+    <w:bookmarkStart w:id="26" w:name="les-arbitrages-ouverts"/>
     <w:p>
       <w:pPr>
         <w:pStyle w:val="Heading1"/>
@@ -4503,55 +6158,43 @@
           <w:bCs/>
           <w:lang w:val="fr-FR"/>
         </w:rPr>
-        <w:t xml:space="preserve">Remplacer SU1 par SU3 dans l’indicateur de chômage.</w:t>
-      </w:r>
-      <w:r>
-        <w:rPr>
-          <w:lang w:val="fr-FR"/>
-        </w:rPr>
-        <w:t xml:space="preserve"> </w:t>
-      </w:r>
-      <w:r>
-        <w:rPr>
-          <w:lang w:val="fr-FR"/>
-        </w:rPr>
-        <w:t xml:space="preserve">Le périmètre passerait de</w:t>
-      </w:r>
-      <w:r>
-        <w:rPr>
-          <w:lang w:val="fr-FR"/>
-        </w:rPr>
-        <w:t xml:space="preserve"> </w:t>
-      </w:r>
-      <w:r>
-        <w:rPr>
-          <w:lang w:val="fr-FR"/>
-        </w:rPr>
-        <w:t xml:space="preserve">561 à 1 219 personnes concernées sur la bande 17-40, et l’effet sur l’indicateur ménage</w:t>
-      </w:r>
-      <w:r>
-        <w:rPr>
-          <w:lang w:val="fr-FR"/>
-        </w:rPr>
-        <w:t xml:space="preserve"> </w:t>
-      </w:r>
-      <w:r>
-        <w:rPr>
-          <w:lang w:val="fr-FR"/>
-        </w:rPr>
-        <w:t xml:space="preserve">« au moins un » sera mécaniquement plus fort encore. C’est la piste la plus directe pour rendre</w:t>
-      </w:r>
-      <w:r>
-        <w:rPr>
-          <w:lang w:val="fr-FR"/>
-        </w:rPr>
-        <w:t xml:space="preserve"> </w:t>
-      </w:r>
-      <w:r>
-        <w:rPr>
-          <w:lang w:val="fr-FR"/>
-        </w:rPr>
-        <w:t xml:space="preserve">à la dimension un équilibre entre ses deux jambes.</w:t>
+        <w:t xml:space="preserve">Retenir SU3 seul plutôt que SU1.</w:t>
+      </w:r>
+      <w:r>
+        <w:rPr>
+          <w:lang w:val="fr-FR"/>
+        </w:rPr>
+        <w:t xml:space="preserve"> </w:t>
+      </w:r>
+      <w:r>
+        <w:rPr>
+          <w:lang w:val="fr-FR"/>
+        </w:rPr>
+        <w:t xml:space="preserve">C’est la piste la plus directe pour rendre à la</w:t>
+      </w:r>
+      <w:r>
+        <w:rPr>
+          <w:lang w:val="fr-FR"/>
+        </w:rPr>
+        <w:t xml:space="preserve"> </w:t>
+      </w:r>
+      <w:r>
+        <w:rPr>
+          <w:lang w:val="fr-FR"/>
+        </w:rPr>
+        <w:t xml:space="preserve">dimension un équilibre entre ses deux jambes, et la seule des deux qui ne compte pas deux fois</w:t>
+      </w:r>
+      <w:r>
+        <w:rPr>
+          <w:lang w:val="fr-FR"/>
+        </w:rPr>
+        <w:t xml:space="preserve"> </w:t>
+      </w:r>
+      <w:r>
+        <w:rPr>
+          <w:lang w:val="fr-FR"/>
+        </w:rPr>
+        <w:t xml:space="preserve">les mêmes ménages.</w:t>
       </w:r>
     </w:p>
     <w:p>
@@ -4980,7 +6623,7 @@
         <w:t xml:space="preserve">.</w:t>
       </w:r>
     </w:p>
-    <w:bookmarkEnd w:id="24"/>
+    <w:bookmarkEnd w:id="26"/>
     <w:sectPr>
       <w:footnotePr>
         <w:numRestart w:val="eachSect"/>
